--- a/courts/sixth-circuit/tennessee/state/supreme-court/petition-for-discretionary-review/usage/OUTPUT-petition-for-discretionary-review.docx
+++ b/courts/sixth-circuit/tennessee/state/supreme-court/petition-for-discretionary-review/usage/OUTPUT-petition-for-discretionary-review.docx
@@ -75,7 +75,7 @@
     </w:p>
     <w:tbl>
       <w:tblPr>
-        <w:tblW w:w="9360" w:type="dxa"/>
+        <w:tblW w:w="9355" w:type="dxa"/>
         <w:tblLayout w:type="fixed"/>
         <w:tblCellMar>
           <w:top w:w="0" w:type="dxa"/>
@@ -87,7 +87,7 @@
       </w:tblPr>
       <w:tblGrid>
         <w:gridCol w:w="4320"/>
-        <w:gridCol w:w="5040"/>
+        <w:gridCol w:w="5035"/>
       </w:tblGrid>
       <w:tr>
         <w:trPr>
@@ -152,7 +152,7 @@
         </w:tc>
         <w:tc>
           <w:tcPr>
-            <w:tcW w:w="5040" w:type="dxa"/>
+            <w:tcW w:w="5035" w:type="dxa"/>
             <w:tcMar>
               <w:left w:w="144" w:type="dxa"/>
             </w:tcMar>
@@ -629,7 +629,7 @@
       <w:pPr>
         <w:keepLines/>
         <w:tabs>
-          <w:tab w:val="right" w:leader="dot" w:pos="9360"/>
+          <w:tab w:val="right" w:leader="dot" w:pos="9355"/>
         </w:tabs>
         <w:spacing w:before="140" w:after="0" w:line="336" w:lineRule="exact"/>
         <w:ind w:left="0" w:right="720" w:firstLine="0"/>
@@ -669,7 +669,7 @@
       <w:pPr>
         <w:keepLines/>
         <w:tabs>
-          <w:tab w:val="right" w:leader="dot" w:pos="9360"/>
+          <w:tab w:val="right" w:leader="dot" w:pos="9355"/>
         </w:tabs>
         <w:spacing w:before="140" w:after="0" w:line="336" w:lineRule="exact"/>
         <w:ind w:left="0" w:right="720" w:firstLine="0"/>
@@ -703,7 +703,7 @@
       <w:pPr>
         <w:keepLines/>
         <w:tabs>
-          <w:tab w:val="right" w:leader="dot" w:pos="9360"/>
+          <w:tab w:val="right" w:leader="dot" w:pos="9355"/>
         </w:tabs>
         <w:spacing w:before="140" w:after="0" w:line="336" w:lineRule="exact"/>
         <w:ind w:left="0" w:right="720" w:firstLine="0"/>
@@ -749,7 +749,7 @@
       <w:pPr>
         <w:keepLines/>
         <w:tabs>
-          <w:tab w:val="right" w:leader="dot" w:pos="9360"/>
+          <w:tab w:val="right" w:leader="dot" w:pos="9355"/>
         </w:tabs>
         <w:spacing w:before="140" w:after="0" w:line="336" w:lineRule="exact"/>
         <w:ind w:left="1440" w:right="720" w:hanging="720"/>
@@ -921,7 +921,7 @@
       <w:pPr>
         <w:keepLines/>
         <w:tabs>
-          <w:tab w:val="right" w:leader="dot" w:pos="9360"/>
+          <w:tab w:val="right" w:leader="dot" w:pos="9355"/>
         </w:tabs>
         <w:spacing w:before="140" w:after="0" w:line="336" w:lineRule="exact"/>
         <w:ind w:left="1440" w:right="720" w:hanging="720"/>
@@ -1061,7 +1061,7 @@
       <w:pPr>
         <w:keepLines/>
         <w:tabs>
-          <w:tab w:val="right" w:leader="dot" w:pos="9360"/>
+          <w:tab w:val="right" w:leader="dot" w:pos="9355"/>
         </w:tabs>
         <w:spacing w:before="140" w:after="0" w:line="336" w:lineRule="exact"/>
         <w:ind w:left="0" w:right="720" w:firstLine="0"/>
@@ -2158,7 +2158,7 @@
     </w:p>
     <w:tbl>
       <w:tblPr>
-        <w:tblW w:w="9360" w:type="dxa"/>
+        <w:tblW w:w="9355" w:type="dxa"/>
         <w:tblLayout w:type="fixed"/>
         <w:tblCellMar>
           <w:top w:w="0" w:type="dxa"/>
@@ -2169,7 +2169,7 @@
         <w:tblLook w:val="0000" w:firstRow="0" w:lastRow="0" w:firstColumn="0" w:lastColumn="0" w:noHBand="0" w:noVBand="0"/>
       </w:tblPr>
       <w:tblGrid>
-        <w:gridCol w:w="9360"/>
+        <w:gridCol w:w="9355"/>
       </w:tblGrid>
       <w:tr>
         <w:trPr>
@@ -2177,7 +2177,7 @@
         </w:trPr>
         <w:tc>
           <w:tcPr>
-            <w:tcW w:w="9360" w:type="dxa"/>
+            <w:tcW w:w="9355" w:type="dxa"/>
           </w:tcPr>
           <w:p>
             <w:pPr>
@@ -2881,7 +2881,7 @@
     </w:p>
     <w:tbl>
       <w:tblPr>
-        <w:tblW w:w="9360" w:type="dxa"/>
+        <w:tblW w:w="9355" w:type="dxa"/>
         <w:tblLayout w:type="fixed"/>
         <w:tblCellMar>
           <w:top w:w="0" w:type="dxa"/>
@@ -2892,7 +2892,7 @@
         <w:tblLook w:val="0000" w:firstRow="0" w:lastRow="0" w:firstColumn="0" w:lastColumn="0" w:noHBand="0" w:noVBand="0"/>
       </w:tblPr>
       <w:tblGrid>
-        <w:gridCol w:w="9360"/>
+        <w:gridCol w:w="9355"/>
       </w:tblGrid>
       <w:tr>
         <w:trPr>
@@ -2900,7 +2900,7 @@
         </w:trPr>
         <w:tc>
           <w:tcPr>
-            <w:tcW w:w="9360" w:type="dxa"/>
+            <w:tcW w:w="9355" w:type="dxa"/>
           </w:tcPr>
           <w:p>
             <w:pPr>
@@ -2986,7 +2986,7 @@
     </w:p>
     <w:tbl>
       <w:tblPr>
-        <w:tblW w:w="9360" w:type="dxa"/>
+        <w:tblW w:w="9355" w:type="dxa"/>
         <w:tblLayout w:type="fixed"/>
         <w:tblCellMar>
           <w:top w:w="0" w:type="dxa"/>
@@ -2997,7 +2997,7 @@
         <w:tblLook w:val="0000" w:firstRow="0" w:lastRow="0" w:firstColumn="0" w:lastColumn="0" w:noHBand="0" w:noVBand="0"/>
       </w:tblPr>
       <w:tblGrid>
-        <w:gridCol w:w="9360"/>
+        <w:gridCol w:w="9355"/>
       </w:tblGrid>
       <w:tr>
         <w:trPr>
@@ -3005,7 +3005,7 @@
         </w:trPr>
         <w:tc>
           <w:tcPr>
-            <w:tcW w:w="9360" w:type="dxa"/>
+            <w:tcW w:w="9355" w:type="dxa"/>
           </w:tcPr>
           <w:p>
             <w:pPr>
@@ -3571,7 +3571,7 @@
     </w:p>
     <w:tbl>
       <w:tblPr>
-        <w:tblW w:w="9360" w:type="dxa"/>
+        <w:tblW w:w="9355" w:type="dxa"/>
         <w:tblLayout w:type="fixed"/>
         <w:tblCellMar>
           <w:top w:w="0" w:type="dxa"/>
@@ -3582,7 +3582,7 @@
         <w:tblLook w:val="0000" w:firstRow="0" w:lastRow="0" w:firstColumn="0" w:lastColumn="0" w:noHBand="0" w:noVBand="0"/>
       </w:tblPr>
       <w:tblGrid>
-        <w:gridCol w:w="9360"/>
+        <w:gridCol w:w="9355"/>
       </w:tblGrid>
       <w:tr>
         <w:trPr>
@@ -3590,7 +3590,7 @@
         </w:trPr>
         <w:tc>
           <w:tcPr>
-            <w:tcW w:w="9360" w:type="dxa"/>
+            <w:tcW w:w="9355" w:type="dxa"/>
           </w:tcPr>
           <w:p>
             <w:pPr>
@@ -3985,7 +3985,7 @@
       <w:footerReference w:type="default" r:id="rIdXdPage"/>
       <w:footerReference w:type="first" r:id="rIdXdNone"/>
       <w:pgSz w:w="12240" w:h="15840"/>
-      <w:pgMar w:top="1440" w:right="1440" w:bottom="1440" w:left="1440" w:header="720" w:footer="672" w:gutter="0"/>
+      <w:pgMar w:top="1440" w:right="1445" w:bottom="1440" w:left="1440" w:header="720" w:footer="672" w:gutter="0"/>
       <w:titlePg/>
     </w:sectPr>
   </w:body>
